--- a/docs/交付材料/跌倒风险预测系统_系统设计与技术开发文档_V1.0.docx
+++ b/docs/交付材料/跌倒风险预测系统_系统设计与技术开发文档_V1.0.docx
@@ -500,11 +500,7 @@
               <w:spacing w:after="0" w:line="269" w:lineRule="auto"/>
             </w:pPr>
             <w:r>
-              <w:rPr>
-                <w:rFonts w:ascii="Calibri" w:hAnsi="Calibri"/>
-                <w:sz w:val="20"/>
-              </w:rPr>
-              <w:t>V1.0</w:t>
+              <w:t>V1.1</w:t>
             </w:r>
           </w:p>
         </w:tc>
@@ -552,11 +548,7 @@
               <w:spacing w:after="0" w:line="269" w:lineRule="auto"/>
             </w:pPr>
             <w:r>
-              <w:rPr>
-                <w:rFonts w:ascii="Calibri" w:hAnsi="Calibri"/>
-                <w:sz w:val="20"/>
-              </w:rPr>
-              <w:t>2026-08-25</w:t>
+              <w:t>2026-08-26</w:t>
             </w:r>
           </w:p>
         </w:tc>
@@ -573,25 +565,7 @@
         <w:jc w:val="center"/>
       </w:pPr>
       <w:r>
-        <w:rPr>
-          <w:rFonts w:ascii="Calibri" w:hAnsi="Calibri"/>
-          <w:b/>
-        </w:rPr>
-        <w:t>状态：正式交付草案（视觉</w:t>
-      </w:r>
-      <w:r>
-        <w:rPr>
-          <w:rFonts w:ascii="Calibri" w:hAnsi="Calibri"/>
-          <w:b/>
-        </w:rPr>
-        <w:t>/</w:t>
-      </w:r>
-      <w:r>
-        <w:rPr>
-          <w:rFonts w:ascii="Calibri" w:hAnsi="Calibri"/>
-          <w:b/>
-        </w:rPr>
-        <w:t>环境多模态为主线；音频仅保留占位）</w:t>
+        <w:t>状态：正式交付草案（视觉/环境多模态为主线；音频为已接入的辅助分支）</w:t>
       </w:r>
     </w:p>
     <w:p>
@@ -762,60 +736,52 @@
               <w:jc w:val="center"/>
             </w:pPr>
             <w:r>
+              <w:t>V1.1</w:t>
+            </w:r>
+          </w:p>
+        </w:tc>
+        <w:tc>
+          <w:tcPr>
+            <w:tcW w:w="1500" w:type="dxa"/>
+            <w:tcMar>
+              <w:top w:w="90" w:type="dxa"/>
+              <w:left w:w="120" w:type="dxa"/>
+              <w:bottom w:w="90" w:type="dxa"/>
+              <w:right w:w="120" w:type="dxa"/>
+            </w:tcMar>
+            <w:vAlign w:val="center"/>
+          </w:tcPr>
+          <w:p>
+            <w:pPr>
+              <w:spacing w:after="0" w:line="269" w:lineRule="auto"/>
+              <w:jc w:val="center"/>
+            </w:pPr>
+            <w:r>
+              <w:t>2026-08-26</w:t>
+            </w:r>
+          </w:p>
+        </w:tc>
+        <w:tc>
+          <w:tcPr>
+            <w:tcW w:w="2350" w:type="dxa"/>
+            <w:tcMar>
+              <w:top w:w="90" w:type="dxa"/>
+              <w:left w:w="120" w:type="dxa"/>
+              <w:bottom w:w="90" w:type="dxa"/>
+              <w:right w:w="120" w:type="dxa"/>
+            </w:tcMar>
+            <w:vAlign w:val="center"/>
+          </w:tcPr>
+          <w:p>
+            <w:pPr>
+              <w:spacing w:after="0" w:line="269" w:lineRule="auto"/>
+              <w:jc w:val="center"/>
+            </w:pPr>
+            <w:r>
               <w:rPr>
                 <w:rFonts w:ascii="Calibri" w:hAnsi="Calibri"/>
                 <w:sz w:val="18"/>
               </w:rPr>
-              <w:t>V1.0</w:t>
-            </w:r>
-          </w:p>
-        </w:tc>
-        <w:tc>
-          <w:tcPr>
-            <w:tcW w:w="1500" w:type="dxa"/>
-            <w:tcMar>
-              <w:top w:w="90" w:type="dxa"/>
-              <w:left w:w="120" w:type="dxa"/>
-              <w:bottom w:w="90" w:type="dxa"/>
-              <w:right w:w="120" w:type="dxa"/>
-            </w:tcMar>
-            <w:vAlign w:val="center"/>
-          </w:tcPr>
-          <w:p>
-            <w:pPr>
-              <w:spacing w:after="0" w:line="269" w:lineRule="auto"/>
-              <w:jc w:val="center"/>
-            </w:pPr>
-            <w:r>
-              <w:rPr>
-                <w:rFonts w:ascii="Calibri" w:hAnsi="Calibri"/>
-                <w:sz w:val="18"/>
-              </w:rPr>
-              <w:t>2026-08-25</w:t>
-            </w:r>
-          </w:p>
-        </w:tc>
-        <w:tc>
-          <w:tcPr>
-            <w:tcW w:w="2350" w:type="dxa"/>
-            <w:tcMar>
-              <w:top w:w="90" w:type="dxa"/>
-              <w:left w:w="120" w:type="dxa"/>
-              <w:bottom w:w="90" w:type="dxa"/>
-              <w:right w:w="120" w:type="dxa"/>
-            </w:tcMar>
-            <w:vAlign w:val="center"/>
-          </w:tcPr>
-          <w:p>
-            <w:pPr>
-              <w:spacing w:after="0" w:line="269" w:lineRule="auto"/>
-              <w:jc w:val="center"/>
-            </w:pPr>
-            <w:r>
-              <w:rPr>
-                <w:rFonts w:ascii="Calibri" w:hAnsi="Calibri"/>
-                <w:sz w:val="18"/>
-              </w:rPr>
               <w:t>技术开发组（待填写）</w:t>
             </w:r>
           </w:p>
@@ -833,19 +799,7 @@
           </w:tcPr>
           <w:p>
             <w:r>
-              <w:t>更新视觉</w:t>
-            </w:r>
-            <w:r>
-              <w:t>/</w:t>
-            </w:r>
-            <w:r>
-              <w:t>环境多模态主线、</w:t>
-            </w:r>
-            <w:r>
-              <w:t xml:space="preserve">YOLO26 </w:t>
-            </w:r>
-            <w:r>
-              <w:t>通用预训练权重接入与验证边界、萤石接口和部署说明；音频仅保留未完成占位。</w:t>
+              <w:t>补充音频辅助识别、采集、告警、API、数据库、前端和萤石收音链路；明确外部资源、运行模式、已知问题与待验证边界。</w:t>
             </w:r>
           </w:p>
         </w:tc>
@@ -3289,14 +3243,37 @@
           <w14:ligatures w14:val="standardContextual"/>
         </w:rPr>
       </w:pPr>
-      <w:hyperlink w:anchor="_Toc238569225" w:history="1">
+      <w:r>
+        <w:t>6 音频辅助识别与告警模块（部分完成）</w:t>
+        <w:tab/>
+        <w:t>10</w:t>
+      </w:r>
+    </w:p>
+    <w:p>
+      <w:pPr>
+        <w:pStyle w:val="TOC2"/>
+        <w:tabs>
+          <w:tab w:val="right" w:leader="dot" w:pos="9016"/>
+        </w:tabs>
+        <w:rPr>
+          <w:rFonts w:asciiTheme="minorHAnsi" w:eastAsiaTheme="minorEastAsia" w:hAnsiTheme="minorHAnsi" w:cstheme="minorBidi" w:hint="eastAsia"/>
+          <w:noProof/>
+          <w:color w:val="auto"/>
+          <w:kern w:val="2"/>
+          <w:sz w:val="22"/>
+          <w:szCs w:val="24"/>
+          <w:lang w:eastAsia="zh-CN"/>
+          <w14:ligatures w14:val="standardContextual"/>
+        </w:rPr>
+      </w:pPr>
+      <w:hyperlink w:anchor="_Toc238569226" w:history="1">
         <w:r>
           <w:rPr>
             <w:rStyle w:val="aff9"/>
             <w:rFonts w:ascii="Arial" w:eastAsia="黑体" w:hAnsi="Arial" w:cs="Arial"/>
             <w:noProof/>
           </w:rPr>
-          <w:t xml:space="preserve">6 </w:t>
+          <w:t xml:space="preserve">6.1 </w:t>
         </w:r>
         <w:r>
           <w:rPr>
@@ -3304,7 +3281,7 @@
             <w:rFonts w:ascii="Arial" w:eastAsia="黑体" w:hAnsi="Arial" w:cs="Arial"/>
             <w:noProof/>
           </w:rPr>
-          <w:t>音频识别与事后确认模块（仅占位）</w:t>
+          <w:t>预留接口</w:t>
         </w:r>
         <w:r>
           <w:rPr>
@@ -3335,7 +3312,7 @@
             <w:noProof/>
             <w:webHidden/>
           </w:rPr>
-          <w:instrText>PAGEREF _Toc238569225 \h</w:instrText>
+          <w:instrText>PAGEREF _Toc238569226 \h</w:instrText>
         </w:r>
         <w:r>
           <w:rPr>
@@ -3394,198 +3371,9 @@
           <w14:ligatures w14:val="standardContextual"/>
         </w:rPr>
       </w:pPr>
-      <w:hyperlink w:anchor="_Toc238569226" w:history="1">
-        <w:r>
-          <w:rPr>
-            <w:rStyle w:val="aff9"/>
-            <w:rFonts w:ascii="Arial" w:eastAsia="黑体" w:hAnsi="Arial" w:cs="Arial"/>
-            <w:noProof/>
-          </w:rPr>
-          <w:t xml:space="preserve">6.1 </w:t>
-        </w:r>
-        <w:r>
-          <w:rPr>
-            <w:rStyle w:val="aff9"/>
-            <w:rFonts w:ascii="Arial" w:eastAsia="黑体" w:hAnsi="Arial" w:cs="Arial"/>
-            <w:noProof/>
-          </w:rPr>
-          <w:t>预留接口</w:t>
-        </w:r>
-        <w:r>
-          <w:rPr>
-            <w:rFonts w:hint="eastAsia"/>
-            <w:noProof/>
-            <w:webHidden/>
-          </w:rPr>
-          <w:tab/>
-        </w:r>
-        <w:r>
-          <w:rPr>
-            <w:rFonts w:hint="eastAsia"/>
-            <w:noProof/>
-            <w:webHidden/>
-          </w:rPr>
-          <w:fldChar w:fldCharType="begin"/>
-        </w:r>
-        <w:r>
-          <w:rPr>
-            <w:rFonts w:hint="eastAsia"/>
-            <w:noProof/>
-            <w:webHidden/>
-          </w:rPr>
-          <w:instrText xml:space="preserve"> </w:instrText>
-        </w:r>
-        <w:r>
-          <w:rPr>
-            <w:noProof/>
-            <w:webHidden/>
-          </w:rPr>
-          <w:instrText>PAGEREF _Toc238569226 \h</w:instrText>
-        </w:r>
-        <w:r>
-          <w:rPr>
-            <w:rFonts w:hint="eastAsia"/>
-            <w:noProof/>
-            <w:webHidden/>
-          </w:rPr>
-          <w:instrText xml:space="preserve"> </w:instrText>
-        </w:r>
-        <w:r>
-          <w:rPr>
-            <w:rFonts w:hint="eastAsia"/>
-            <w:noProof/>
-            <w:webHidden/>
-          </w:rPr>
-        </w:r>
-        <w:r>
-          <w:rPr>
-            <w:rFonts w:hint="eastAsia"/>
-            <w:noProof/>
-            <w:webHidden/>
-          </w:rPr>
-          <w:fldChar w:fldCharType="separate"/>
-        </w:r>
-        <w:r>
-          <w:rPr>
-            <w:noProof/>
-            <w:webHidden/>
-          </w:rPr>
-          <w:t>10</w:t>
-        </w:r>
-        <w:r>
-          <w:rPr>
-            <w:rFonts w:hint="eastAsia"/>
-            <w:noProof/>
-            <w:webHidden/>
-          </w:rPr>
-          <w:fldChar w:fldCharType="end"/>
-        </w:r>
-      </w:hyperlink>
-    </w:p>
-    <w:p>
-      <w:pPr>
-        <w:pStyle w:val="TOC2"/>
-        <w:tabs>
-          <w:tab w:val="right" w:leader="dot" w:pos="9016"/>
-        </w:tabs>
-        <w:rPr>
-          <w:rFonts w:asciiTheme="minorHAnsi" w:eastAsiaTheme="minorEastAsia" w:hAnsiTheme="minorHAnsi" w:cstheme="minorBidi" w:hint="eastAsia"/>
-          <w:noProof/>
-          <w:color w:val="auto"/>
-          <w:kern w:val="2"/>
-          <w:sz w:val="22"/>
-          <w:szCs w:val="24"/>
-          <w:lang w:eastAsia="zh-CN"/>
-          <w14:ligatures w14:val="standardContextual"/>
-        </w:rPr>
-      </w:pPr>
-      <w:hyperlink w:anchor="_Toc238569227" w:history="1">
-        <w:r>
-          <w:rPr>
-            <w:rStyle w:val="aff9"/>
-            <w:rFonts w:ascii="Arial" w:eastAsia="黑体" w:hAnsi="Arial" w:cs="Arial"/>
-            <w:noProof/>
-          </w:rPr>
-          <w:t xml:space="preserve">6.2 </w:t>
-        </w:r>
-        <w:r>
-          <w:rPr>
-            <w:rStyle w:val="aff9"/>
-            <w:rFonts w:ascii="Arial" w:eastAsia="黑体" w:hAnsi="Arial" w:cs="Arial"/>
-            <w:noProof/>
-          </w:rPr>
-          <w:t>集成约束</w:t>
-        </w:r>
-        <w:r>
-          <w:rPr>
-            <w:rFonts w:hint="eastAsia"/>
-            <w:noProof/>
-            <w:webHidden/>
-          </w:rPr>
-          <w:tab/>
-        </w:r>
-        <w:r>
-          <w:rPr>
-            <w:rFonts w:hint="eastAsia"/>
-            <w:noProof/>
-            <w:webHidden/>
-          </w:rPr>
-          <w:fldChar w:fldCharType="begin"/>
-        </w:r>
-        <w:r>
-          <w:rPr>
-            <w:rFonts w:hint="eastAsia"/>
-            <w:noProof/>
-            <w:webHidden/>
-          </w:rPr>
-          <w:instrText xml:space="preserve"> </w:instrText>
-        </w:r>
-        <w:r>
-          <w:rPr>
-            <w:noProof/>
-            <w:webHidden/>
-          </w:rPr>
-          <w:instrText>PAGEREF _Toc238569227 \h</w:instrText>
-        </w:r>
-        <w:r>
-          <w:rPr>
-            <w:rFonts w:hint="eastAsia"/>
-            <w:noProof/>
-            <w:webHidden/>
-          </w:rPr>
-          <w:instrText xml:space="preserve"> </w:instrText>
-        </w:r>
-        <w:r>
-          <w:rPr>
-            <w:rFonts w:hint="eastAsia"/>
-            <w:noProof/>
-            <w:webHidden/>
-          </w:rPr>
-        </w:r>
-        <w:r>
-          <w:rPr>
-            <w:rFonts w:hint="eastAsia"/>
-            <w:noProof/>
-            <w:webHidden/>
-          </w:rPr>
-          <w:fldChar w:fldCharType="separate"/>
-        </w:r>
-        <w:r>
-          <w:rPr>
-            <w:noProof/>
-            <w:webHidden/>
-          </w:rPr>
-          <w:t>11</w:t>
-        </w:r>
-        <w:r>
-          <w:rPr>
-            <w:rFonts w:hint="eastAsia"/>
-            <w:noProof/>
-            <w:webHidden/>
-          </w:rPr>
-          <w:fldChar w:fldCharType="end"/>
-        </w:r>
-      </w:hyperlink>
+      <w:r>
+        <w:t>6.3 告警参与方式与已知边界</w:t>
+      </w:r>
     </w:p>
     <w:p>
       <w:pPr>
@@ -5418,13 +5206,7 @@
         <w:jc w:val="center"/>
       </w:pPr>
       <w:r>
-        <w:t>图</w:t>
-      </w:r>
-      <w:r>
-        <w:t xml:space="preserve"> 2-1  </w:t>
-      </w:r>
-      <w:r>
-        <w:t>平台主系统、真实数据验证原型与未完成音频占位</w:t>
+        <w:t>图 2-1  平台主系统、真实数据验证原型与音频辅助分支</w:t>
       </w:r>
     </w:p>
     <w:p>
@@ -12864,20 +12646,9 @@
       <w:pPr>
         <w:pStyle w:val="1"/>
       </w:pPr>
-      <w:bookmarkStart w:id="22" w:name="_Toc238569225"/>
       <w:r>
-        <w:rPr>
-          <w:rFonts w:ascii="Arial" w:eastAsia="黑体" w:hAnsi="Arial" w:cs="Arial"/>
-        </w:rPr>
-        <w:t xml:space="preserve">6 </w:t>
+        <w:t>6 音频辅助识别与告警模块（部分完成）</w:t>
       </w:r>
-      <w:r>
-        <w:rPr>
-          <w:rFonts w:ascii="Arial" w:eastAsia="黑体" w:hAnsi="Arial" w:cs="Arial"/>
-        </w:rPr>
-        <w:t>音频识别与事后确认模块（仅占位）</w:t>
-      </w:r>
-      <w:bookmarkEnd w:id="22"/>
     </w:p>
     <w:tbl>
       <w:tblPr>
@@ -12965,22 +12736,45 @@
     </w:p>
     <w:p>
       <w:r>
-        <w:rPr>
-          <w:rFonts w:ascii="Calibri" w:hAnsi="Calibri"/>
-        </w:rPr>
-        <w:t>当前系统核心是视觉姿态、环境目标、人物邻近关系和确定性融合。音频未来只作为可选的</w:t>
+        <w:t>当前系统以视觉姿态、环境目标、人物邻近关系和确定性融合为核心。音频链路已接入采集、分析、告警、数据库、API、前端和萤石收音入口，但仍属于部分完成的辅助模态，依赖外部 PANNs 资源，尚未完成真实数据验证、阈值标定和稳定性修复。音频不参与当前 EWR@0.5 等提前预警指标；视觉/环境主链可在音频关闭或不可用时独立运行。</w:t>
       </w:r>
+    </w:p>
+    <w:p>
+      <w:pPr>
+        <w:pStyle w:val="2"/>
+      </w:pPr>
       <w:r>
-        <w:rPr>
-          <w:rFonts w:ascii="Calibri" w:hAnsi="Calibri"/>
-        </w:rPr>
-        <w:t xml:space="preserve"> post-impact confirmation </w:t>
+        <w:t>6.2 音频链路与运行配置</w:t>
       </w:r>
+    </w:p>
+    <w:p>
+      <w:pPr/>
       <w:r>
-        <w:rPr>
-          <w:rFonts w:ascii="Calibri" w:hAnsi="Calibri"/>
-        </w:rPr>
-        <w:t>插件；视觉主链不依赖音频即可运行。除下面的边界和未来接口外，本版不展开音频技术方案。</w:t>
+        <w:t>采集层：AudioCapture 支持麦克风、RTSP/RTMP 和本地音频文件，统一输出固定时长、单声道、目标采样率的 AudioChunk，字段包括 waveform、sample_rate、timestamp 和 duration_sec。</w:t>
+      </w:r>
+    </w:p>
+    <w:p>
+      <w:pPr/>
+      <w:r>
+        <w:t>分析层：AudioAnalyzer 使用 PANNs Cnn14 懒加载模型，执行重采样、AudioSet 527 类打分、top-k 输出，并保留 embedding 与 clipwise 原始结果；当前事件筛选聚焦人声呼救和撞击声。</w:t>
+      </w:r>
+    </w:p>
+    <w:p>
+      <w:pPr/>
+      <w:r>
+        <w:t>监控与存储：音频线程与视频线程并行运行，事件携带时间戳并进入最多保留最近 100 条的内存队列；音频事件可写入 SQLite audio_events 表。API 提供 GET /api/v1/audio/status、POST /api/v1/audio/analyze 和 GET /api/v1/audio/events，文件上传限制为 20 MB，支持 wav/flac/ogg。</w:t>
+      </w:r>
+    </w:p>
+    <w:p>
+      <w:pPr/>
+      <w:r>
+        <w:t>运行前置条件：需单独准备 PANNs checkpoint、Path.home()/panns_data/class_labels_indices.csv、ffmpeg，以及麦克风权限或带音频轨道的 RTSP/RTMP 流。上述模型和标签文件不在 Git 仓库中。</w:t>
+      </w:r>
+    </w:p>
+    <w:p>
+      <w:pPr/>
+      <w:r>
+        <w:t>萤石 audio_source：off 关闭音频；mic 使用本机麦克风；camera 获取萤石 RTSP 音频流且要求视频源为 RTSP/RTMP；auto 自动尝试音频，获取失败时回退为关闭音频。</w:t>
       </w:r>
     </w:p>
     <w:p>
@@ -13183,10 +12977,6 @@
               <w:jc w:val="center"/>
             </w:pPr>
             <w:r>
-              <w:rPr>
-                <w:rFonts w:ascii="Calibri" w:hAnsi="Calibri"/>
-                <w:sz w:val="18"/>
-              </w:rPr>
               <w:t>代码路径</w:t>
             </w:r>
           </w:p>
@@ -13207,18 +12997,7 @@
               <w:spacing w:after="0" w:line="269" w:lineRule="auto"/>
             </w:pPr>
             <w:r>
-              <w:rPr>
-                <w:rFonts w:ascii="Calibri" w:hAnsi="Calibri"/>
-                <w:sz w:val="18"/>
-              </w:rPr>
-              <w:t>src/inference/audio_analyzer.py</w:t>
-            </w:r>
-            <w:r>
-              <w:rPr>
-                <w:rFonts w:ascii="Calibri" w:hAnsi="Calibri"/>
-                <w:sz w:val="18"/>
-              </w:rPr>
-              <w:t>（未验收草稿）</w:t>
+              <w:t>src/data/audio_capture.py；src/inference/audio_analyzer.py；src/inference/monitor.py</w:t>
             </w:r>
           </w:p>
         </w:tc>
@@ -13238,11 +13017,7 @@
               <w:spacing w:after="0" w:line="269" w:lineRule="auto"/>
             </w:pPr>
             <w:r>
-              <w:rPr>
-                <w:rFonts w:ascii="Calibri" w:hAnsi="Calibri"/>
-                <w:sz w:val="18"/>
-              </w:rPr>
-              <w:t>完成采集、编排、告警融合和代码审查</w:t>
+              <w:t>采集、分析、并行线程、事件队列和状态输出已形成代码路径</w:t>
             </w:r>
           </w:p>
         </w:tc>
@@ -13266,11 +13041,7 @@
               <w:jc w:val="center"/>
             </w:pPr>
             <w:r>
-              <w:rPr>
-                <w:rFonts w:ascii="Calibri" w:hAnsi="Calibri"/>
-                <w:sz w:val="18"/>
-              </w:rPr>
-              <w:t>模型文件</w:t>
+              <w:t>模型资源</w:t>
             </w:r>
           </w:p>
         </w:tc>
@@ -13291,11 +13062,7 @@
               <w:jc w:val="center"/>
             </w:pPr>
             <w:r>
-              <w:rPr>
-                <w:rFonts w:ascii="Calibri" w:hAnsi="Calibri"/>
-                <w:sz w:val="18"/>
-              </w:rPr>
-              <w:t>TBD</w:t>
+              <w:t>PANNs Cnn14 checkpoint + class_labels_indices.csv</w:t>
             </w:r>
           </w:p>
         </w:tc>
@@ -13315,25 +13082,7 @@
               <w:spacing w:after="0" w:line="269" w:lineRule="auto"/>
             </w:pPr>
             <w:r>
-              <w:rPr>
-                <w:rFonts w:ascii="Calibri" w:hAnsi="Calibri"/>
-                <w:sz w:val="18"/>
-              </w:rPr>
-              <w:t>模型来源、</w:t>
-            </w:r>
-            <w:r>
-              <w:rPr>
-                <w:rFonts w:ascii="Calibri" w:hAnsi="Calibri"/>
-                <w:sz w:val="18"/>
-              </w:rPr>
-              <w:t>SHA-256</w:t>
-            </w:r>
-            <w:r>
-              <w:rPr>
-                <w:rFonts w:ascii="Calibri" w:hAnsi="Calibri"/>
-                <w:sz w:val="18"/>
-              </w:rPr>
-              <w:t>、许可证和训练数据边界</w:t>
+              <w:t>外部资源，未随仓库提交；需记录来源、版本、许可证和 SHA-256</w:t>
             </w:r>
           </w:p>
         </w:tc>
@@ -13357,10 +13106,6 @@
               <w:jc w:val="center"/>
             </w:pPr>
             <w:r>
-              <w:rPr>
-                <w:rFonts w:ascii="Calibri" w:hAnsi="Calibri"/>
-                <w:sz w:val="18"/>
-              </w:rPr>
               <w:t>输入格式</w:t>
             </w:r>
           </w:p>
@@ -13382,11 +13127,7 @@
               <w:jc w:val="center"/>
             </w:pPr>
             <w:r>
-              <w:rPr>
-                <w:rFonts w:ascii="Calibri" w:hAnsi="Calibri"/>
-                <w:sz w:val="18"/>
-              </w:rPr>
-              <w:t>TBD</w:t>
+              <w:t>wav/flac/ogg；麦克风；RTSP/RTMP</w:t>
             </w:r>
           </w:p>
         </w:tc>
@@ -13406,11 +13147,7 @@
               <w:spacing w:after="0" w:line="269" w:lineRule="auto"/>
             </w:pPr>
             <w:r>
-              <w:rPr>
-                <w:rFonts w:ascii="Calibri" w:hAnsi="Calibri"/>
-                <w:sz w:val="18"/>
-              </w:rPr>
-              <w:t>流式格式、声道、采样率、位深和时间基准</w:t>
+              <w:t>采集后归一化为 float32 单声道目标采样率；网络流依赖 ffmpeg</w:t>
             </w:r>
           </w:p>
         </w:tc>
@@ -13434,11 +13171,7 @@
               <w:jc w:val="center"/>
             </w:pPr>
             <w:r>
-              <w:rPr>
-                <w:rFonts w:ascii="Calibri" w:hAnsi="Calibri"/>
-                <w:sz w:val="18"/>
-              </w:rPr>
-              <w:t>事件类型</w:t>
+              <w:t>事件类别</w:t>
             </w:r>
           </w:p>
         </w:tc>
@@ -13459,11 +13192,7 @@
               <w:jc w:val="center"/>
             </w:pPr>
             <w:r>
-              <w:rPr>
-                <w:rFonts w:ascii="Calibri" w:hAnsi="Calibri"/>
-                <w:sz w:val="18"/>
-              </w:rPr>
-              <w:t>TBD</w:t>
+              <w:t>vocal_distress / impact</w:t>
             </w:r>
           </w:p>
         </w:tc>
@@ -13483,11 +13212,7 @@
               <w:spacing w:after="0" w:line="269" w:lineRule="auto"/>
             </w:pPr>
             <w:r>
-              <w:rPr>
-                <w:rFonts w:ascii="Calibri" w:hAnsi="Calibri"/>
-                <w:sz w:val="18"/>
-              </w:rPr>
-              <w:t>碰撞声、呼救声或其他类别定义</w:t>
+              <w:t>对应人声呼救、撞击声辅助事件，不等同于跌倒标签</w:t>
             </w:r>
           </w:p>
         </w:tc>
@@ -13511,11 +13236,7 @@
               <w:jc w:val="center"/>
             </w:pPr>
             <w:r>
-              <w:rPr>
-                <w:rFonts w:ascii="Calibri" w:hAnsi="Calibri"/>
-                <w:sz w:val="18"/>
-              </w:rPr>
-              <w:t>触发条件</w:t>
+              <w:t>音频源</w:t>
             </w:r>
           </w:p>
         </w:tc>
@@ -13536,11 +13257,7 @@
               <w:jc w:val="center"/>
             </w:pPr>
             <w:r>
-              <w:rPr>
-                <w:rFonts w:ascii="Calibri" w:hAnsi="Calibri"/>
-                <w:sz w:val="18"/>
-              </w:rPr>
-              <w:t>candidate_event</w:t>
+              <w:t>off / mic / camera / auto</w:t>
             </w:r>
           </w:p>
         </w:tc>
@@ -13560,11 +13277,7 @@
               <w:spacing w:after="0" w:line="269" w:lineRule="auto"/>
             </w:pPr>
             <w:r>
-              <w:rPr>
-                <w:rFonts w:ascii="Calibri" w:hAnsi="Calibri"/>
-                <w:sz w:val="18"/>
-              </w:rPr>
-              <w:t>候选事件时间窗与缓存长度</w:t>
+              <w:t>camera 要求 RTSP/RTMP；auto 获取失败时关闭音频且不阻塞视频</w:t>
             </w:r>
           </w:p>
         </w:tc>
@@ -13588,11 +13301,7 @@
               <w:jc w:val="center"/>
             </w:pPr>
             <w:r>
-              <w:rPr>
-                <w:rFonts w:ascii="Calibri" w:hAnsi="Calibri"/>
-                <w:sz w:val="18"/>
-              </w:rPr>
-              <w:t>异常降级</w:t>
+              <w:t>告警参与</w:t>
             </w:r>
           </w:p>
         </w:tc>
@@ -13613,11 +13322,7 @@
               <w:jc w:val="center"/>
             </w:pPr>
             <w:r>
-              <w:rPr>
-                <w:rFonts w:ascii="Calibri" w:hAnsi="Calibri"/>
-                <w:sz w:val="18"/>
-              </w:rPr>
-              <w:t>音频缺失时跳过确认</w:t>
+              <w:t>evaluate_audio_only() + 视频评估附加输入</w:t>
             </w:r>
           </w:p>
         </w:tc>
@@ -13637,11 +13342,7 @@
               <w:spacing w:after="0" w:line="269" w:lineRule="auto"/>
             </w:pPr>
             <w:r>
-              <w:rPr>
-                <w:rFonts w:ascii="Calibri" w:hAnsi="Calibri"/>
-                <w:sz w:val="18"/>
-              </w:rPr>
-              <w:t>超时、无设备、低置信和格式错误策略</w:t>
+              <w:t>撞击声可升级 HIGH，人声呼救至少升级 ATTENTION；阈值尚未标定</w:t>
             </w:r>
           </w:p>
         </w:tc>
@@ -13665,11 +13366,7 @@
               <w:jc w:val="center"/>
             </w:pPr>
             <w:r>
-              <w:rPr>
-                <w:rFonts w:ascii="Calibri" w:hAnsi="Calibri"/>
-                <w:sz w:val="18"/>
-              </w:rPr>
-              <w:t>输出契约</w:t>
+              <w:t>异常降级</w:t>
             </w:r>
           </w:p>
         </w:tc>
@@ -13689,11 +13386,7 @@
               <w:spacing w:after="0" w:line="269" w:lineRule="auto"/>
             </w:pPr>
             <w:r>
-              <w:rPr>
-                <w:rFonts w:ascii="Calibri" w:hAnsi="Calibri"/>
-                <w:sz w:val="18"/>
-              </w:rPr>
-              <w:t>timestamp/event_type/confidence/source</w:t>
+              <w:t>audio_status=UNAVAILABLE</w:t>
             </w:r>
           </w:p>
         </w:tc>
@@ -13713,11 +13406,7 @@
               <w:spacing w:after="0" w:line="269" w:lineRule="auto"/>
             </w:pPr>
             <w:r>
-              <w:rPr>
-                <w:rFonts w:ascii="Calibri" w:hAnsi="Calibri"/>
-                <w:sz w:val="18"/>
-              </w:rPr>
-              <w:t>置信度语义、阈值和版本标识</w:t>
+              <w:t>模型、标签、设备、ffmpeg、音频轨道或超时异常时保持视觉/环境主链运行</w:t>
             </w:r>
           </w:p>
         </w:tc>
@@ -13741,11 +13430,7 @@
               <w:jc w:val="center"/>
             </w:pPr>
             <w:r>
-              <w:rPr>
-                <w:rFonts w:ascii="Calibri" w:hAnsi="Calibri"/>
-                <w:sz w:val="18"/>
-              </w:rPr>
-              <w:t>性能指标</w:t>
+              <w:t>输出契约</w:t>
             </w:r>
           </w:p>
         </w:tc>
@@ -13766,11 +13451,7 @@
               <w:jc w:val="center"/>
             </w:pPr>
             <w:r>
-              <w:rPr>
-                <w:rFonts w:ascii="Calibri" w:hAnsi="Calibri"/>
-                <w:sz w:val="18"/>
-              </w:rPr>
-              <w:t>TBD</w:t>
+              <w:t>timestamp/event_type/confidence/source</w:t>
             </w:r>
           </w:p>
         </w:tc>
@@ -13790,11 +13471,39 @@
               <w:spacing w:after="0" w:line="269" w:lineRule="auto"/>
             </w:pPr>
             <w:r>
-              <w:rPr>
-                <w:rFonts w:ascii="Calibri" w:hAnsi="Calibri"/>
-                <w:sz w:val="18"/>
-              </w:rPr>
-              <w:t>独立测试集、误报、漏报、延迟和资源占用</w:t>
+              <w:t>事件时间戳、类型、分数和来源；confidence 当前为模型分数而非校准概率</w:t>
+            </w:r>
+          </w:p>
+        </w:tc>
+      </w:tr>
+      <w:tr>
+        <w:tc>
+          <w:tcPr>
+            <w:tcW w:type="dxa" w:w="1800"/>
+          </w:tcPr>
+          <w:p>
+            <w:r>
+              <w:t>验证状态</w:t>
+            </w:r>
+          </w:p>
+        </w:tc>
+        <w:tc>
+          <w:tcPr>
+            <w:tcW w:type="dxa" w:w="2500"/>
+          </w:tcPr>
+          <w:p>
+            <w:r>
+              <w:t>部分完成 / 待修复与验证</w:t>
+            </w:r>
+          </w:p>
+        </w:tc>
+        <w:tc>
+          <w:tcPr>
+            <w:tcW w:type="dxa" w:w="4726"/>
+          </w:tcPr>
+          <w:p>
+            <w:r>
+              <w:t>无真实音频数据集指标；时间同步、去重、冷却、恢复和融合仍需专项测试</w:t>
             </w:r>
           </w:p>
         </w:tc>
@@ -13833,25 +13542,7 @@
         <w:spacing w:after="80"/>
       </w:pPr>
       <w:r>
-        <w:rPr>
-          <w:rFonts w:ascii="Calibri" w:hAnsi="Calibri"/>
-          <w:sz w:val="20"/>
-        </w:rPr>
-        <w:t>不得把音频确认结果计入当前</w:t>
-      </w:r>
-      <w:r>
-        <w:rPr>
-          <w:rFonts w:ascii="Calibri" w:hAnsi="Calibri"/>
-          <w:sz w:val="20"/>
-        </w:rPr>
-        <w:t xml:space="preserve"> EWR@0.5 </w:t>
-      </w:r>
-      <w:r>
-        <w:rPr>
-          <w:rFonts w:ascii="Calibri" w:hAnsi="Calibri"/>
-          <w:sz w:val="20"/>
-        </w:rPr>
-        <w:t>等提前预警指标。</w:t>
+        <w:t>告警参与：音频分析输出人声呼救或撞击声事件。基线未就绪时，AlertEngine 可通过 evaluate_audio_only() 生成音频辅助告警；基线就绪后，音频事件可作为视频风险评估的附加输入并触发等级升级。音频事件不是跌倒结论，也不改变视觉主链的提前预警指标口径。</w:t>
       </w:r>
     </w:p>
     <w:p>
@@ -13863,25 +13554,7 @@
         <w:spacing w:after="80"/>
       </w:pPr>
       <w:r>
-        <w:rPr>
-          <w:rFonts w:ascii="Calibri" w:hAnsi="Calibri"/>
-          <w:sz w:val="20"/>
-        </w:rPr>
-        <w:t>音频模型不可用、设备断开或超时时，视觉主链必须继续输出，并记录</w:t>
-      </w:r>
-      <w:r>
-        <w:rPr>
-          <w:rFonts w:ascii="Calibri" w:hAnsi="Calibri"/>
-          <w:sz w:val="20"/>
-        </w:rPr>
-        <w:t xml:space="preserve"> audio_status=UNAVAILABLE</w:t>
-      </w:r>
-      <w:r>
-        <w:rPr>
-          <w:rFonts w:ascii="Calibri" w:hAnsi="Calibri"/>
-          <w:sz w:val="20"/>
-        </w:rPr>
-        <w:t>。</w:t>
+        <w:t>运行降级：模型、标签文件、设备、ffmpeg 或音频轨道不可用时，视觉/环境主链继续输出，并记录 audio_status=UNAVAILABLE；萤石 auto 模式获取音频失败时关闭音频但不阻塞视频启动。</w:t>
       </w:r>
     </w:p>
     <w:p>
@@ -13893,25 +13566,7 @@
         <w:spacing w:after="80"/>
       </w:pPr>
       <w:r>
-        <w:rPr>
-          <w:rFonts w:ascii="Calibri" w:hAnsi="Calibri"/>
-          <w:sz w:val="20"/>
-        </w:rPr>
-        <w:t>现有开发草稿不得作为功能完成证据；只有采集、模型、数据、阈值、融合和测试证据齐全后，才能把本章状态从</w:t>
-      </w:r>
-      <w:r>
-        <w:rPr>
-          <w:rFonts w:ascii="Calibri" w:hAnsi="Calibri"/>
-          <w:sz w:val="20"/>
-        </w:rPr>
-        <w:t xml:space="preserve"> PENDING </w:t>
-      </w:r>
-      <w:r>
-        <w:rPr>
-          <w:rFonts w:ascii="Calibri" w:hAnsi="Calibri"/>
-          <w:sz w:val="20"/>
-        </w:rPr>
-        <w:t>改为已实现。</w:t>
+        <w:t>已知边界：PANNs checkpoint 与 class_labels_indices.csv 不随仓库提交；当前无真实音频测试集、分类指标或阈值标定结果，模型分数不是校准概率。跨线程时间对齐、重复告警抑制、冷却机制、异常恢复和音视频事件合并仍需修复；内存事件队列最多保留 100 条，服务重启可能丢失尚未入库的事件。</w:t>
       </w:r>
     </w:p>
     <w:p>
@@ -15381,22 +15036,7 @@
     </w:p>
     <w:p>
       <w:r>
-        <w:rPr>
-          <w:rFonts w:ascii="Calibri" w:hAnsi="Calibri"/>
-        </w:rPr>
-        <w:t>音频占位不属于启动前置条件；未配置音频模型、标签或采集设备时，视觉</w:t>
-      </w:r>
-      <w:r>
-        <w:rPr>
-          <w:rFonts w:ascii="Calibri" w:hAnsi="Calibri"/>
-        </w:rPr>
-        <w:t>/</w:t>
-      </w:r>
-      <w:r>
-        <w:rPr>
-          <w:rFonts w:ascii="Calibri" w:hAnsi="Calibri"/>
-        </w:rPr>
-        <w:t>环境主链仍应独立完成部署验收。</w:t>
+        <w:t>音频分支属于可选运行能力；未配置音频模型、标签或采集设备时，视觉/环境主链仍应独立完成部署验收。</w:t>
       </w:r>
     </w:p>
     <w:p>
@@ -17214,11 +16854,7 @@
               <w:jc w:val="center"/>
             </w:pPr>
             <w:r>
-              <w:rPr>
-                <w:rFonts w:ascii="Calibri" w:hAnsi="Calibri"/>
-                <w:sz w:val="17"/>
-              </w:rPr>
-              <w:t>音频事后确认</w:t>
+              <w:t>音频辅助识别与告警</w:t>
             </w:r>
           </w:p>
         </w:tc>
@@ -17239,11 +16875,7 @@
               <w:jc w:val="center"/>
             </w:pPr>
             <w:r>
-              <w:rPr>
-                <w:rFonts w:ascii="Calibri" w:hAnsi="Calibri"/>
-                <w:sz w:val="17"/>
-              </w:rPr>
-              <w:t>PENDING</w:t>
+              <w:t>有限支持/部分完成</w:t>
             </w:r>
           </w:p>
         </w:tc>
@@ -17263,11 +16895,7 @@
               <w:spacing w:after="0" w:line="269" w:lineRule="auto"/>
             </w:pPr>
             <w:r>
-              <w:rPr>
-                <w:rFonts w:ascii="Calibri" w:hAnsi="Calibri"/>
-                <w:sz w:val="17"/>
-              </w:rPr>
-              <w:t>仅有不完整开发草稿；未采集、未融合、未真实验证</w:t>
+              <w:t>分析、采集、告警、API、数据库、前端和萤石收音代码路径已接入；外部资源缺失、无真实指标且仍有 bug</w:t>
             </w:r>
           </w:p>
         </w:tc>
@@ -17287,11 +16915,7 @@
               <w:spacing w:after="0" w:line="269" w:lineRule="auto"/>
             </w:pPr>
             <w:r>
-              <w:rPr>
-                <w:rFonts w:ascii="Calibri" w:hAnsi="Calibri"/>
-                <w:sz w:val="17"/>
-              </w:rPr>
-              <w:t>仅保留占位，不纳入交付能力</w:t>
+              <w:t>可作为可选辅助分支，不能作为唯一验收依据</w:t>
             </w:r>
           </w:p>
         </w:tc>
@@ -17494,6 +17118,48 @@
                 <w:sz w:val="17"/>
               </w:rPr>
               <w:t>列为后续工程工作</w:t>
+            </w:r>
+          </w:p>
+        </w:tc>
+      </w:tr>
+      <w:tr>
+        <w:tc>
+          <w:tcPr>
+            <w:tcW w:type="dxa" w:w="1800"/>
+          </w:tcPr>
+          <w:p>
+            <w:r>
+              <w:t>音频生产级指标与可靠融合</w:t>
+            </w:r>
+          </w:p>
+        </w:tc>
+        <w:tc>
+          <w:tcPr>
+            <w:tcW w:type="dxa" w:w="1350"/>
+          </w:tcPr>
+          <w:p>
+            <w:r>
+              <w:t>待验证/待开发</w:t>
+            </w:r>
+          </w:p>
+        </w:tc>
+        <w:tc>
+          <w:tcPr>
+            <w:tcW w:type="dxa" w:w="3300"/>
+          </w:tcPr>
+          <w:p>
+            <w:r>
+              <w:t>无真实音频集、阈值标定、时间同步、去重冷却和统一融合验证</w:t>
+            </w:r>
+          </w:p>
+        </w:tc>
+        <w:tc>
+          <w:tcPr>
+            <w:tcW w:type="dxa" w:w="2576"/>
+          </w:tcPr>
+          <w:p>
+            <w:r>
+              <w:t>不纳入当前核心提前预警指标</w:t>
             </w:r>
           </w:p>
         </w:tc>
@@ -17552,127 +17218,7 @@
           </w:tcPr>
           <w:p>
             <w:r>
-              <w:t>建议正文</w:t>
-            </w:r>
-            <w:r>
-              <w:t xml:space="preserve">  </w:t>
-            </w:r>
-            <w:r>
-              <w:t>本项目以视觉与环境多模态识别为核心，形成两层技术成果：其一是面向居家养老场景的平台主系统，实现视频接入、姿态关键点提取、四项步态特征、个体化基线、双层偏离检测、四级预警、</w:t>
-            </w:r>
-            <w:r>
-              <w:t xml:space="preserve">SQLite </w:t>
-            </w:r>
-            <w:r>
-              <w:t>持久化、</w:t>
-            </w:r>
-            <w:r>
-              <w:t xml:space="preserve">REST/WebSocket </w:t>
-            </w:r>
-            <w:r>
-              <w:t>服务、萤石接入与</w:t>
-            </w:r>
-            <w:r>
-              <w:t xml:space="preserve"> React </w:t>
-            </w:r>
-            <w:r>
-              <w:t>风险看板；其二是基于</w:t>
-            </w:r>
-            <w:r>
-              <w:t xml:space="preserve"> UR-Fall </w:t>
-            </w:r>
-            <w:r>
-              <w:t>真实</w:t>
-            </w:r>
-            <w:r>
-              <w:t xml:space="preserve"> RGB </w:t>
-            </w:r>
-            <w:r>
-              <w:t>数据构建的环境风险验证原型，通过姿态运动信息、</w:t>
-            </w:r>
-            <w:r>
-              <w:t xml:space="preserve">COCO </w:t>
-            </w:r>
-            <w:r>
-              <w:t>环境物体、人物邻近关系和确定性规则输出</w:t>
-            </w:r>
-            <w:r>
-              <w:t xml:space="preserve"> LOW</w:t>
-            </w:r>
-            <w:r>
-              <w:t>、</w:t>
-            </w:r>
-            <w:r>
-              <w:t>MEDIUM</w:t>
-            </w:r>
-            <w:r>
-              <w:t>、</w:t>
-            </w:r>
-            <w:r>
-              <w:t xml:space="preserve">HIGH </w:t>
-            </w:r>
-            <w:r>
-              <w:t>或</w:t>
-            </w:r>
-            <w:r>
-              <w:t xml:space="preserve"> UNKNOWN</w:t>
-            </w:r>
-            <w:r>
-              <w:t>。当前科研冻结基线与平台部署资产仍相互独立，最终风险模型、多人物跟踪、边缘隐私和外部告警通道尚待集成。音频识别仅保留未完成占位，不纳入当前系统能力或指标。</w:t>
-            </w:r>
-            <w:r>
-              <w:t xml:space="preserve"> </w:t>
-            </w:r>
-            <w:r>
-              <w:t>主仓库已接入可加载的</w:t>
-            </w:r>
-            <w:r>
-              <w:t xml:space="preserve"> YOLO26n/YOLO26n-Pose </w:t>
-            </w:r>
-            <w:r>
-              <w:t>通用预训练权重，但环境检测与确定性融合仍位于独立</w:t>
-            </w:r>
-            <w:r>
-              <w:t xml:space="preserve"> MVP</w:t>
-            </w:r>
-            <w:r>
-              <w:t>，尚未与主监控形成统一部署链路。</w:t>
-            </w:r>
-            <w:r>
-              <w:t xml:space="preserve"> </w:t>
-            </w:r>
-            <w:r>
-              <w:t>当前默认</w:t>
-            </w:r>
-            <w:r>
-              <w:t xml:space="preserve"> yolo_pose </w:t>
-            </w:r>
-            <w:r>
-              <w:t>配置由</w:t>
-            </w:r>
-            <w:r>
-              <w:t xml:space="preserve"> YOLO26n-Pose </w:t>
-            </w:r>
-            <w:r>
-              <w:t>完成人体定位与姿态提取，因而主监控跳过独立</w:t>
-            </w:r>
-            <w:r>
-              <w:t xml:space="preserve"> HumanDetector</w:t>
-            </w:r>
-            <w:r>
-              <w:t>；</w:t>
-            </w:r>
-            <w:r>
-              <w:t xml:space="preserve">YOLO26n </w:t>
-            </w:r>
-            <w:r>
-              <w:t>环境检测仍由独立</w:t>
-            </w:r>
-            <w:r>
-              <w:t xml:space="preserve"> MVP </w:t>
-            </w:r>
-            <w:r>
-              <w:t>调用。</w:t>
+              <w:t>建议正文  本项目以视觉与环境多模态识别为核心，形成两层技术成果：其一是面向居家养老场景的平台主系统，实现视频接入、姿态关键点提取、四项步态特征、个体化基线、双层偏离检测、四级预警、SQLite 持久化、REST/WebSocket 服务、萤石接入与 React 风险看板；其二是基于 UR-Fall 真实 RGB 数据构建的环境风险验证原型，通过姿态运动信息、COCO 环境物体、人物邻近关系和确定性规则输出 LOW、MEDIUM、HIGH 或 UNKNOWN。当前科研冻结基线与平台部署资产仍相互独立，最终风险模型、多人物跟踪、边缘隐私和外部告警通道尚待集成。音频链路已接入为可选辅助分支，但仍处于部分完成、待修复与验证状态，不纳入当前核心提前预警指标。主仓库已接入可加载的 YOLO26n/YOLO26n-Pose 通用预训练权重，但环境检测与确定性融合仍位于独立 MVP，尚未与主监控形成统一部署链路。当前默认 yolo_pose 配置由 YOLO26n-Pose 完成人体定位与姿态提取，因而主监控跳过独立 HumanDetector；YOLO26n 环境检测仍由独立 MVP 调用。</w:t>
             </w:r>
           </w:p>
         </w:tc>
@@ -18826,83 +18372,11 @@
       <w:jc w:val="center"/>
     </w:pPr>
     <w:r>
-      <w:rPr>
-        <w:rFonts w:ascii="Calibri" w:hAnsi="Calibri"/>
-        <w:color w:val="595959"/>
-        <w:sz w:val="17"/>
-      </w:rPr>
-      <w:t>跌倒风险预测系统</w:t>
+      <w:t xml:space="preserve">跌倒风险预测系统  |  V1.1  |  第 </w:t>
     </w:r>
+    <w:fldSimple w:instr="PAGE"/>
     <w:r>
-      <w:rPr>
-        <w:rFonts w:ascii="Calibri" w:hAnsi="Calibri"/>
-        <w:color w:val="595959"/>
-        <w:sz w:val="17"/>
-      </w:rPr>
-      <w:t xml:space="preserve">  |  V1.0  |  </w:t>
-    </w:r>
-    <w:r>
-      <w:rPr>
-        <w:rFonts w:ascii="Calibri" w:hAnsi="Calibri"/>
-        <w:color w:val="595959"/>
-        <w:sz w:val="17"/>
-      </w:rPr>
-      <w:t>第</w:t>
-    </w:r>
-    <w:r>
-      <w:rPr>
-        <w:rFonts w:ascii="Calibri" w:hAnsi="Calibri"/>
-        <w:color w:val="595959"/>
-        <w:sz w:val="17"/>
-      </w:rPr>
-      <w:t xml:space="preserve"> </w:t>
-    </w:r>
-    <w:r>
-      <w:rPr>
-        <w:color w:val="595959"/>
-      </w:rPr>
-      <w:fldChar w:fldCharType="begin"/>
-    </w:r>
-    <w:r>
-      <w:rPr>
-        <w:color w:val="595959"/>
-      </w:rPr>
-      <w:instrText xml:space="preserve"> PAGE </w:instrText>
-    </w:r>
-    <w:r>
-      <w:rPr>
-        <w:color w:val="595959"/>
-      </w:rPr>
-      <w:fldChar w:fldCharType="separate"/>
-    </w:r>
-    <w:r>
-      <w:rPr>
-        <w:noProof/>
-        <w:color w:val="595959"/>
-      </w:rPr>
-      <w:t>1</w:t>
-    </w:r>
-    <w:r>
-      <w:rPr>
-        <w:color w:val="595959"/>
-      </w:rPr>
-      <w:fldChar w:fldCharType="end"/>
-    </w:r>
-    <w:r>
-      <w:rPr>
-        <w:rFonts w:ascii="Calibri" w:hAnsi="Calibri"/>
-        <w:color w:val="595959"/>
-        <w:sz w:val="17"/>
-      </w:rPr>
-      <w:t xml:space="preserve"> </w:t>
-    </w:r>
-    <w:r>
-      <w:rPr>
-        <w:rFonts w:ascii="Calibri" w:hAnsi="Calibri"/>
-        <w:color w:val="595959"/>
-        <w:sz w:val="17"/>
-      </w:rPr>
-      <w:t>页</w:t>
+      <w:t xml:space="preserve"> 页</w:t>
     </w:r>
   </w:p>
 </w:ftr>
